--- a/resume/Joseph_Mmanuel_Castillo_Resume.docx
+++ b/resume/Joseph_Mmanuel_Castillo_Resume.docx
@@ -57,7 +57,7 @@
           <w:sz w:val="21"/>
           <w:szCs w:val="21"/>
         </w:rPr>
-        <w:t xml:space="preserve">filemy77@gmail.com</w:t>
+        <w:t xml:space="preserve">filesmy77@gmail.com</w:t>
       </w:r>
       <w:r>
         <w:rPr>
@@ -78,13 +78,10 @@
       <w:r>
         <w:rPr>
           <w:rFonts w:ascii="Calibri" w:cs="Calibri" w:eastAsia="Calibri" w:hAnsi="Calibri"/>
-          <w:color w:val="7F6000"/>
-          <w:sz w:val="21"/>
-          <w:szCs w:val="21"/>
-          <w:highlight w:val="yellow"/>
-          <w:highlightCs w:val="yellow"/>
-        </w:rPr>
-        <w:t xml:space="preserve">[Phone number incl. country code]</w:t>
+          <w:sz w:val="21"/>
+          <w:szCs w:val="21"/>
+        </w:rPr>
+        <w:t xml:space="preserve">+63 962 081 9151</w:t>
       </w:r>
       <w:r>
         <w:rPr>
@@ -105,13 +102,10 @@
       <w:r>
         <w:rPr>
           <w:rFonts w:ascii="Calibri" w:cs="Calibri" w:eastAsia="Calibri" w:hAnsi="Calibri"/>
-          <w:color w:val="7F6000"/>
-          <w:sz w:val="21"/>
-          <w:szCs w:val="21"/>
-          <w:highlight w:val="yellow"/>
-          <w:highlightCs w:val="yellow"/>
-        </w:rPr>
-        <w:t xml:space="preserve">[City, Country]</w:t>
+          <w:sz w:val="21"/>
+          <w:szCs w:val="21"/>
+        </w:rPr>
+        <w:t xml:space="preserve">General Trias, Cavite, Philippines</w:t>
       </w:r>
     </w:p>
     <w:p>
@@ -145,7 +139,7 @@
           <w:sz w:val="21"/>
           <w:szCs w:val="21"/>
         </w:rPr>
-        <w:t xml:space="preserve">Completed the academic requirements of the Bachelor of Science in Marine Transportation (BSMT) program at PNTC. Seeking a first shipboard placement to complete the required 12 months of approved onboard training. First-time cadet available for international Deck Cadet, Deck Trainee or Apprentice Mate positions that offer paid onboard training.</w:t>
+        <w:t xml:space="preserve">Completed the academic requirements of the Bachelor of Science in Marine Transportation (BSMT) program at PNTC Colleges, Dasmariñas City, Cavite. Seeking a first shipboard placement to complete the required 12 months of approved onboard training. First-time cadet available for international Deck Cadet, Deck Trainee or Apprentice Mate positions that offer paid onboard training.</w:t>
       </w:r>
     </w:p>
     <w:p>
@@ -183,7 +177,7 @@
           <w:sz w:val="21"/>
           <w:szCs w:val="21"/>
         </w:rPr>
-        <w:t xml:space="preserve">PNTC</w:t>
+        <w:t xml:space="preserve">PNTC Colleges, Dasmariñas City, Cavite, Philippines</w:t>
       </w:r>
       <w:r>
         <w:rPr>
@@ -205,13 +199,10 @@
       <w:r>
         <w:rPr>
           <w:rFonts w:ascii="Calibri" w:cs="Calibri" w:eastAsia="Calibri" w:hAnsi="Calibri"/>
-          <w:color w:val="7F6000"/>
-          <w:sz w:val="21"/>
-          <w:szCs w:val="21"/>
-          <w:highlight w:val="yellow"/>
-          <w:highlightCs w:val="yellow"/>
-        </w:rPr>
-        <w:t xml:space="preserve">[Month Year]</w:t>
+          <w:sz w:val="21"/>
+          <w:szCs w:val="21"/>
+        </w:rPr>
+        <w:t xml:space="preserve">17 September 2026</w:t>
       </w:r>
     </w:p>
     <w:p>
@@ -300,7 +291,7 @@
           <w:sz w:val="21"/>
           <w:szCs w:val="21"/>
         </w:rPr>
-        <w:t xml:space="preserve">Training certificates: awaiting release. Certificate details will be added upon issuance.</w:t>
+        <w:t xml:space="preserve">Training certificates awaiting release: Seafarer with Designated Security Duties (SDSD) and Personal Safety and Social Responsibilities (PSSR). Certificate details will be added upon issuance.</w:t>
       </w:r>
     </w:p>
     <w:p>
@@ -323,26 +314,6 @@
     </w:p>
     <w:p>
       <w:pPr>
-        <w:pBdr>
-          <w:bottom w:val="single" w:color="1F3A5F" w:sz="8" w:space="2"/>
-        </w:pBdr>
-        <w:spacing w:after="80" w:before="220"/>
-      </w:pPr>
-      <w:r>
-        <w:rPr>
-          <w:rFonts w:ascii="Calibri" w:cs="Calibri" w:eastAsia="Calibri" w:hAnsi="Calibri"/>
-          <w:b/>
-          <w:bCs/>
-          <w:color w:val="1F3A5F"/>
-          <w:spacing w:val="20"/>
-          <w:sz w:val="22"/>
-          <w:szCs w:val="22"/>
-        </w:rPr>
-        <w:t xml:space="preserve">SEA SERVICE</w:t>
-      </w:r>
-    </w:p>
-    <w:p>
-      <w:pPr>
         <w:pStyle w:val="ListParagraph"/>
         <w:numPr>
           <w:ilvl w:val="0"/>
@@ -356,7 +327,7 @@
           <w:sz w:val="21"/>
           <w:szCs w:val="21"/>
         </w:rPr>
-        <w:t xml:space="preserve">No prior sea service. First-time cadet seeking an initial shipboard placement for the 12-month approved onboard training period.</w:t>
+        <w:t xml:space="preserve">Passport: applied for; awaiting release.</w:t>
       </w:r>
     </w:p>
     <w:p>
@@ -376,6 +347,44 @@
           <w:sz w:val="22"/>
           <w:szCs w:val="22"/>
         </w:rPr>
+        <w:t xml:space="preserve">SEA SERVICE</w:t>
+      </w:r>
+    </w:p>
+    <w:p>
+      <w:pPr>
+        <w:pStyle w:val="ListParagraph"/>
+        <w:numPr>
+          <w:ilvl w:val="0"/>
+          <w:numId w:val="2"/>
+        </w:numPr>
+        <w:spacing w:after="40"/>
+      </w:pPr>
+      <w:r>
+        <w:rPr>
+          <w:rFonts w:ascii="Calibri" w:cs="Calibri" w:eastAsia="Calibri" w:hAnsi="Calibri"/>
+          <w:sz w:val="21"/>
+          <w:szCs w:val="21"/>
+        </w:rPr>
+        <w:t xml:space="preserve">No prior sea service. First-time cadet seeking an initial shipboard placement for the 12-month approved onboard training period.</w:t>
+      </w:r>
+    </w:p>
+    <w:p>
+      <w:pPr>
+        <w:pBdr>
+          <w:bottom w:val="single" w:color="1F3A5F" w:sz="8" w:space="2"/>
+        </w:pBdr>
+        <w:spacing w:after="80" w:before="220"/>
+      </w:pPr>
+      <w:r>
+        <w:rPr>
+          <w:rFonts w:ascii="Calibri" w:cs="Calibri" w:eastAsia="Calibri" w:hAnsi="Calibri"/>
+          <w:b/>
+          <w:bCs/>
+          <w:color w:val="1F3A5F"/>
+          <w:spacing w:val="20"/>
+          <w:sz w:val="22"/>
+          <w:szCs w:val="22"/>
+        </w:rPr>
         <w:t xml:space="preserve">PERSONAL DETAILS</w:t>
       </w:r>
     </w:p>
@@ -408,13 +417,10 @@
       <w:r>
         <w:rPr>
           <w:rFonts w:ascii="Calibri" w:cs="Calibri" w:eastAsia="Calibri" w:hAnsi="Calibri"/>
-          <w:color w:val="7F6000"/>
-          <w:sz w:val="21"/>
-          <w:szCs w:val="21"/>
-          <w:highlight w:val="yellow"/>
-          <w:highlightCs w:val="yellow"/>
-        </w:rPr>
-        <w:t xml:space="preserve">[Nationality]</w:t>
+          <w:sz w:val="21"/>
+          <w:szCs w:val="21"/>
+        </w:rPr>
+        <w:t xml:space="preserve">Filipino</w:t>
       </w:r>
     </w:p>
     <w:p>
@@ -446,13 +452,10 @@
       <w:r>
         <w:rPr>
           <w:rFonts w:ascii="Calibri" w:cs="Calibri" w:eastAsia="Calibri" w:hAnsi="Calibri"/>
-          <w:color w:val="7F6000"/>
-          <w:sz w:val="21"/>
-          <w:szCs w:val="21"/>
-          <w:highlight w:val="yellow"/>
-          <w:highlightCs w:val="yellow"/>
-        </w:rPr>
-        <w:t xml:space="preserve">[DD Month YYYY]</w:t>
+          <w:sz w:val="21"/>
+          <w:szCs w:val="21"/>
+        </w:rPr>
+        <w:t xml:space="preserve">30 January 2003</w:t>
       </w:r>
     </w:p>
     <w:p>
@@ -471,7 +474,7 @@
           <w:sz w:val="21"/>
           <w:szCs w:val="21"/>
         </w:rPr>
-        <w:t xml:space="preserve">Passport</w:t>
+        <w:t xml:space="preserve">Languages</w:t>
       </w:r>
       <w:r>
         <w:rPr>
@@ -484,13 +487,10 @@
       <w:r>
         <w:rPr>
           <w:rFonts w:ascii="Calibri" w:cs="Calibri" w:eastAsia="Calibri" w:hAnsi="Calibri"/>
-          <w:color w:val="7F6000"/>
-          <w:sz w:val="21"/>
-          <w:szCs w:val="21"/>
-          <w:highlight w:val="yellow"/>
-          <w:highlightCs w:val="yellow"/>
-        </w:rPr>
-        <w:t xml:space="preserve">[Held / Not yet held; validity]</w:t>
+          <w:sz w:val="21"/>
+          <w:szCs w:val="21"/>
+        </w:rPr>
+        <w:t xml:space="preserve">English, Tagalog</w:t>
       </w:r>
     </w:p>
     <w:p>
@@ -509,7 +509,7 @@
           <w:sz w:val="21"/>
           <w:szCs w:val="21"/>
         </w:rPr>
-        <w:t xml:space="preserve">Languages</w:t>
+        <w:t xml:space="preserve">Available from</w:t>
       </w:r>
       <w:r>
         <w:rPr>
@@ -522,51 +522,10 @@
       <w:r>
         <w:rPr>
           <w:rFonts w:ascii="Calibri" w:cs="Calibri" w:eastAsia="Calibri" w:hAnsi="Calibri"/>
-          <w:color w:val="7F6000"/>
-          <w:sz w:val="21"/>
-          <w:szCs w:val="21"/>
-          <w:highlight w:val="yellow"/>
-          <w:highlightCs w:val="yellow"/>
-        </w:rPr>
-        <w:t xml:space="preserve">[Languages spoken]</w:t>
-      </w:r>
-    </w:p>
-    <w:p>
-      <w:pPr>
-        <w:tabs>
-          <w:tab w:val="left" w:pos="2154"/>
-        </w:tabs>
-        <w:spacing w:after="40"/>
-      </w:pPr>
-      <w:r>
-        <w:rPr>
-          <w:rFonts w:ascii="Calibri" w:cs="Calibri" w:eastAsia="Calibri" w:hAnsi="Calibri"/>
-          <w:b/>
-          <w:bCs/>
-          <w:color w:val="555555"/>
-          <w:sz w:val="21"/>
-          <w:szCs w:val="21"/>
-        </w:rPr>
-        <w:t xml:space="preserve">Available from</w:t>
-      </w:r>
-      <w:r>
-        <w:rPr>
-          <w:rFonts w:ascii="Calibri" w:cs="Calibri" w:eastAsia="Calibri" w:hAnsi="Calibri"/>
-          <w:sz w:val="21"/>
-          <w:szCs w:val="21"/>
-        </w:rPr>
-        <w:t xml:space="preserve">	</w:t>
-      </w:r>
-      <w:r>
-        <w:rPr>
-          <w:rFonts w:ascii="Calibri" w:cs="Calibri" w:eastAsia="Calibri" w:hAnsi="Calibri"/>
-          <w:color w:val="7F6000"/>
-          <w:sz w:val="21"/>
-          <w:szCs w:val="21"/>
-          <w:highlight w:val="yellow"/>
-          <w:highlightCs w:val="yellow"/>
-        </w:rPr>
-        <w:t xml:space="preserve">[Date available to join]</w:t>
+          <w:sz w:val="21"/>
+          <w:szCs w:val="21"/>
+        </w:rPr>
+        <w:t xml:space="preserve">Immediately, as soon as a placement is offered</w:t>
       </w:r>
     </w:p>
     <w:p>
